--- a/docs/Bai13.docx
+++ b/docs/Bai13.docx
@@ -3,20 +3,42 @@
 <w:document xmlns:wpc="http://schemas.microsoft.com/office/word/2010/wordprocessingCanvas" xmlns:cx="http://schemas.microsoft.com/office/drawing/2014/chartex" xmlns:cx1="http://schemas.microsoft.com/office/drawing/2015/9/8/chartex" xmlns:mc="http://schemas.openxmlformats.org/markup-compatibility/2006" xmlns:o="urn:schemas-microsoft-com:office:office" xmlns:r="http://schemas.openxmlformats.org/officeDocument/2006/relationships" xmlns:m="http://schemas.openxmlformats.org/officeDocument/2006/math" xmlns:v="urn:schemas-microsoft-com:vml" xmlns:wp14="http://schemas.microsoft.com/office/word/2010/wordprocessingDrawing" xmlns:wp="http://schemas.openxmlformats.org/drawingml/2006/wordprocessingDrawing" xmlns:w10="urn:schemas-microsoft-com:office:word" xmlns:w="http://schemas.openxmlformats.org/wordprocessingml/2006/main" xmlns:w14="http://schemas.microsoft.com/office/word/2010/wordml" xmlns:w15="http://schemas.microsoft.com/office/word/2012/wordml" xmlns:w16se="http://schemas.microsoft.com/office/word/2015/wordml/symex" xmlns:wpg="http://schemas.microsoft.com/office/word/2010/wordprocessingGroup" xmlns:wpi="http://schemas.microsoft.com/office/word/2010/wordprocessingInk" xmlns:wne="http://schemas.microsoft.com/office/word/2006/wordml" xmlns:wps="http://schemas.microsoft.com/office/word/2010/wordprocessingShape" mc:Ignorable="w14 w15 w16se wp14">
   <w:body>
     <w:p>
-      <w:r>
+      <w:pPr>
+        <w:pStyle w:val="ListParagraph"/>
+        <w:numPr>
+          <w:ilvl w:val="0"/>
+          <w:numId w:val="1"/>
+        </w:numPr>
+        <w:rPr>
+          <w:rFonts w:cstheme="minorHAnsi"/>
+        </w:rPr>
+      </w:pPr>
+      <w:r>
+        <w:rPr>
+          <w:rFonts w:cstheme="minorHAnsi"/>
+          <w:noProof/>
+        </w:rPr>
         <w:drawing>
           <wp:anchor distT="0" distB="0" distL="114300" distR="114300" simplePos="0" relativeHeight="251658240" behindDoc="0" locked="0" layoutInCell="1" allowOverlap="1">
             <wp:simplePos x="0" y="0"/>
             <wp:positionH relativeFrom="column">
-              <wp:posOffset>4064001</wp:posOffset>
+              <wp:posOffset>4323080</wp:posOffset>
             </wp:positionH>
             <wp:positionV relativeFrom="paragraph">
-              <wp:posOffset>-604520</wp:posOffset>
+              <wp:posOffset>0</wp:posOffset>
             </wp:positionV>
-            <wp:extent cx="1005554" cy="4262120"/>
-            <wp:effectExtent l="0" t="0" r="4445" b="5080"/>
-            <wp:wrapNone/>
-            <wp:docPr id="1" name="Picture 1"/>
+            <wp:extent cx="1412240" cy="4851400"/>
+            <wp:effectExtent l="0" t="0" r="0" b="6350"/>
+            <wp:wrapThrough wrapText="bothSides">
+              <wp:wrapPolygon edited="0">
+                <wp:start x="0" y="0"/>
+                <wp:lineTo x="0" y="21543"/>
+                <wp:lineTo x="21270" y="21543"/>
+                <wp:lineTo x="21270" y="0"/>
+                <wp:lineTo x="0" y="0"/>
+              </wp:wrapPolygon>
+            </wp:wrapThrough>
+            <wp:docPr id="2" name="Picture 2" descr="C:\Users\thanh\OneDrive\Pictures\Screenshots\Screenshot 2025-09-23 082542.png"/>
             <wp:cNvGraphicFramePr>
               <a:graphicFrameLocks xmlns:a="http://schemas.openxmlformats.org/drawingml/2006/main" noChangeAspect="1"/>
             </wp:cNvGraphicFramePr>
@@ -24,8 +46,10 @@
               <a:graphicData uri="http://schemas.openxmlformats.org/drawingml/2006/picture">
                 <pic:pic xmlns:pic="http://schemas.openxmlformats.org/drawingml/2006/picture">
                   <pic:nvPicPr>
-                    <pic:cNvPr id="1" name=""/>
-                    <pic:cNvPicPr/>
+                    <pic:cNvPr id="0" name="Picture 1" descr="C:\Users\thanh\OneDrive\Pictures\Screenshots\Screenshot 2025-09-23 082542.png"/>
+                    <pic:cNvPicPr>
+                      <a:picLocks noChangeAspect="1" noChangeArrowheads="1"/>
+                    </pic:cNvPicPr>
                   </pic:nvPicPr>
                   <pic:blipFill>
                     <a:blip r:embed="rId5">
@@ -35,18 +59,23 @@
                         </a:ext>
                       </a:extLst>
                     </a:blip>
+                    <a:srcRect/>
                     <a:stretch>
                       <a:fillRect/>
                     </a:stretch>
                   </pic:blipFill>
-                  <pic:spPr>
+                  <pic:spPr bwMode="auto">
                     <a:xfrm>
                       <a:off x="0" y="0"/>
-                      <a:ext cx="1005554" cy="4262120"/>
+                      <a:ext cx="1412240" cy="4851400"/>
                     </a:xfrm>
                     <a:prstGeom prst="rect">
                       <a:avLst/>
                     </a:prstGeom>
+                    <a:noFill/>
+                    <a:ln>
+                      <a:noFill/>
+                    </a:ln>
                   </pic:spPr>
                 </pic:pic>
               </a:graphicData>
@@ -61,14 +90,23 @@
         </w:drawing>
       </w:r>
       <w:r>
+        <w:rPr>
+          <w:rFonts w:cstheme="minorHAnsi"/>
+        </w:rPr>
         <w:t>#include &lt;</w:t>
       </w:r>
       <w:proofErr w:type="spellStart"/>
       <w:r>
+        <w:rPr>
+          <w:rFonts w:cstheme="minorHAnsi"/>
+        </w:rPr>
         <w:t>iostream</w:t>
       </w:r>
       <w:proofErr w:type="spellEnd"/>
       <w:r>
+        <w:rPr>
+          <w:rFonts w:cstheme="minorHAnsi"/>
+        </w:rPr>
         <w:t>&gt;</w:t>
       </w:r>
     </w:p>
@@ -79,16 +117,28 @@
           <w:ilvl w:val="0"/>
           <w:numId w:val="1"/>
         </w:numPr>
-      </w:pPr>
-      <w:r>
+        <w:rPr>
+          <w:rFonts w:cstheme="minorHAnsi"/>
+        </w:rPr>
+      </w:pPr>
+      <w:r>
+        <w:rPr>
+          <w:rFonts w:cstheme="minorHAnsi"/>
+        </w:rPr>
         <w:t>#include &lt;</w:t>
       </w:r>
       <w:proofErr w:type="spellStart"/>
       <w:r>
+        <w:rPr>
+          <w:rFonts w:cstheme="minorHAnsi"/>
+        </w:rPr>
         <w:t>cmath</w:t>
       </w:r>
       <w:proofErr w:type="spellEnd"/>
       <w:r>
+        <w:rPr>
+          <w:rFonts w:cstheme="minorHAnsi"/>
+        </w:rPr>
         <w:t>&gt;</w:t>
       </w:r>
     </w:p>
@@ -99,20 +149,33 @@
           <w:ilvl w:val="0"/>
           <w:numId w:val="1"/>
         </w:numPr>
-      </w:pPr>
-      <w:r>
+        <w:rPr>
+          <w:rFonts w:cstheme="minorHAnsi"/>
+        </w:rPr>
+      </w:pPr>
+      <w:r>
+        <w:rPr>
+          <w:rFonts w:cstheme="minorHAnsi"/>
+        </w:rPr>
         <w:t xml:space="preserve">using namespace </w:t>
       </w:r>
       <w:proofErr w:type="spellStart"/>
       <w:r>
+        <w:rPr>
+          <w:rFonts w:cstheme="minorHAnsi"/>
+        </w:rPr>
         <w:t>std</w:t>
       </w:r>
       <w:proofErr w:type="spellEnd"/>
       <w:r>
+        <w:rPr>
+          <w:rFonts w:cstheme="minorHAnsi"/>
+        </w:rPr>
         <w:t>;</w:t>
       </w:r>
       <w:r>
         <w:rPr>
+          <w:rFonts w:cstheme="minorHAnsi"/>
           <w:noProof/>
         </w:rPr>
         <w:t xml:space="preserve"> </w:t>
@@ -125,21 +188,36 @@
           <w:ilvl w:val="0"/>
           <w:numId w:val="1"/>
         </w:numPr>
+        <w:rPr>
+          <w:rFonts w:cstheme="minorHAnsi"/>
+        </w:rPr>
       </w:pPr>
       <w:proofErr w:type="spellStart"/>
       <w:r>
+        <w:rPr>
+          <w:rFonts w:cstheme="minorHAnsi"/>
+        </w:rPr>
         <w:t>int</w:t>
       </w:r>
       <w:proofErr w:type="spellEnd"/>
       <w:r>
+        <w:rPr>
+          <w:rFonts w:cstheme="minorHAnsi"/>
+        </w:rPr>
         <w:t xml:space="preserve"> </w:t>
       </w:r>
       <w:proofErr w:type="gramStart"/>
       <w:r>
+        <w:rPr>
+          <w:rFonts w:cstheme="minorHAnsi"/>
+        </w:rPr>
         <w:t>main(</w:t>
       </w:r>
       <w:proofErr w:type="gramEnd"/>
       <w:r>
+        <w:rPr>
+          <w:rFonts w:cstheme="minorHAnsi"/>
+        </w:rPr>
         <w:t>) {</w:t>
       </w:r>
     </w:p>
@@ -150,16 +228,28 @@
           <w:ilvl w:val="0"/>
           <w:numId w:val="1"/>
         </w:numPr>
+        <w:rPr>
+          <w:rFonts w:cstheme="minorHAnsi"/>
+        </w:rPr>
       </w:pPr>
       <w:proofErr w:type="spellStart"/>
       <w:r>
+        <w:rPr>
+          <w:rFonts w:cstheme="minorHAnsi"/>
+        </w:rPr>
         <w:t>int</w:t>
       </w:r>
       <w:proofErr w:type="spellEnd"/>
       <w:r>
+        <w:rPr>
+          <w:rFonts w:cstheme="minorHAnsi"/>
+        </w:rPr>
         <w:t xml:space="preserve"> n;</w:t>
       </w:r>
       <w:r>
+        <w:rPr>
+          <w:rFonts w:cstheme="minorHAnsi"/>
+        </w:rPr>
         <w:t xml:space="preserve"> </w:t>
       </w:r>
     </w:p>
@@ -170,8 +260,14 @@
           <w:ilvl w:val="0"/>
           <w:numId w:val="1"/>
         </w:numPr>
-      </w:pPr>
-      <w:r>
+        <w:rPr>
+          <w:rFonts w:cstheme="minorHAnsi"/>
+        </w:rPr>
+      </w:pPr>
+      <w:r>
+        <w:rPr>
+          <w:rFonts w:cstheme="minorHAnsi"/>
+        </w:rPr>
         <w:t>do {</w:t>
       </w:r>
     </w:p>
@@ -182,21 +278,36 @@
           <w:ilvl w:val="0"/>
           <w:numId w:val="1"/>
         </w:numPr>
+        <w:rPr>
+          <w:rFonts w:cstheme="minorHAnsi"/>
+        </w:rPr>
       </w:pPr>
       <w:proofErr w:type="spellStart"/>
       <w:r>
+        <w:rPr>
+          <w:rFonts w:cstheme="minorHAnsi"/>
+        </w:rPr>
         <w:t>cout</w:t>
       </w:r>
       <w:proofErr w:type="spellEnd"/>
       <w:r>
+        <w:rPr>
+          <w:rFonts w:cstheme="minorHAnsi"/>
+        </w:rPr>
         <w:t xml:space="preserve"> &lt;&lt; "</w:t>
       </w:r>
       <w:proofErr w:type="spellStart"/>
       <w:r>
+        <w:rPr>
+          <w:rFonts w:cstheme="minorHAnsi"/>
+        </w:rPr>
         <w:t>Nhap</w:t>
       </w:r>
       <w:proofErr w:type="spellEnd"/>
       <w:r>
+        <w:rPr>
+          <w:rFonts w:cstheme="minorHAnsi"/>
+        </w:rPr>
         <w:t xml:space="preserve"> n (10 &lt; n &lt; 50): ";</w:t>
       </w:r>
     </w:p>
@@ -207,13 +318,22 @@
           <w:ilvl w:val="0"/>
           <w:numId w:val="1"/>
         </w:numPr>
+        <w:rPr>
+          <w:rFonts w:cstheme="minorHAnsi"/>
+        </w:rPr>
       </w:pPr>
       <w:proofErr w:type="spellStart"/>
       <w:r>
+        <w:rPr>
+          <w:rFonts w:cstheme="minorHAnsi"/>
+        </w:rPr>
         <w:t>cin</w:t>
       </w:r>
       <w:proofErr w:type="spellEnd"/>
       <w:r>
+        <w:rPr>
+          <w:rFonts w:cstheme="minorHAnsi"/>
+        </w:rPr>
         <w:t xml:space="preserve"> &gt;&gt; n;</w:t>
       </w:r>
     </w:p>
@@ -224,8 +344,14 @@
           <w:ilvl w:val="0"/>
           <w:numId w:val="1"/>
         </w:numPr>
-      </w:pPr>
-      <w:r>
+        <w:rPr>
+          <w:rFonts w:cstheme="minorHAnsi"/>
+        </w:rPr>
+      </w:pPr>
+      <w:r>
+        <w:rPr>
+          <w:rFonts w:cstheme="minorHAnsi"/>
+        </w:rPr>
         <w:t xml:space="preserve">} while (n &lt;= 10 </w:t>
       </w:r>
     </w:p>
@@ -236,8 +362,14 @@
           <w:ilvl w:val="0"/>
           <w:numId w:val="1"/>
         </w:numPr>
-      </w:pPr>
-      <w:r>
+        <w:rPr>
+          <w:rFonts w:cstheme="minorHAnsi"/>
+        </w:rPr>
+      </w:pPr>
+      <w:r>
+        <w:rPr>
+          <w:rFonts w:cstheme="minorHAnsi"/>
+        </w:rPr>
         <w:t>|| n &gt;= 50);</w:t>
       </w:r>
     </w:p>
@@ -248,14 +380,26 @@
           <w:ilvl w:val="0"/>
           <w:numId w:val="1"/>
         </w:numPr>
-      </w:pPr>
-      <w:r>
+        <w:rPr>
+          <w:rFonts w:cstheme="minorHAnsi"/>
+        </w:rPr>
+      </w:pPr>
+      <w:r>
+        <w:rPr>
+          <w:rFonts w:cstheme="minorHAnsi"/>
+        </w:rPr>
         <w:t>d</w:t>
       </w:r>
       <w:r>
+        <w:rPr>
+          <w:rFonts w:cstheme="minorHAnsi"/>
+        </w:rPr>
         <w:t>ouble S = 0</w:t>
       </w:r>
       <w:r>
+        <w:rPr>
+          <w:rFonts w:cstheme="minorHAnsi"/>
+        </w:rPr>
         <w:t>;</w:t>
       </w:r>
     </w:p>
@@ -266,35 +410,62 @@
           <w:ilvl w:val="0"/>
           <w:numId w:val="1"/>
         </w:numPr>
-      </w:pPr>
-      <w:r>
+        <w:rPr>
+          <w:rFonts w:cstheme="minorHAnsi"/>
+        </w:rPr>
+      </w:pPr>
+      <w:r>
+        <w:rPr>
+          <w:rFonts w:cstheme="minorHAnsi"/>
+        </w:rPr>
         <w:t>f</w:t>
       </w:r>
       <w:r>
+        <w:rPr>
+          <w:rFonts w:cstheme="minorHAnsi"/>
+        </w:rPr>
         <w:t>or (</w:t>
       </w:r>
       <w:proofErr w:type="spellStart"/>
       <w:r>
+        <w:rPr>
+          <w:rFonts w:cstheme="minorHAnsi"/>
+        </w:rPr>
         <w:t>int</w:t>
       </w:r>
       <w:proofErr w:type="spellEnd"/>
       <w:r>
+        <w:rPr>
+          <w:rFonts w:cstheme="minorHAnsi"/>
+        </w:rPr>
         <w:t xml:space="preserve"> </w:t>
       </w:r>
       <w:proofErr w:type="spellStart"/>
       <w:r>
+        <w:rPr>
+          <w:rFonts w:cstheme="minorHAnsi"/>
+        </w:rPr>
         <w:t>i</w:t>
       </w:r>
       <w:proofErr w:type="spellEnd"/>
       <w:r>
+        <w:rPr>
+          <w:rFonts w:cstheme="minorHAnsi"/>
+        </w:rPr>
         <w:t xml:space="preserve"> = 1; </w:t>
       </w:r>
       <w:proofErr w:type="spellStart"/>
       <w:r>
+        <w:rPr>
+          <w:rFonts w:cstheme="minorHAnsi"/>
+        </w:rPr>
         <w:t>i</w:t>
       </w:r>
       <w:proofErr w:type="spellEnd"/>
       <w:r>
+        <w:rPr>
+          <w:rFonts w:cstheme="minorHAnsi"/>
+        </w:rPr>
         <w:t xml:space="preserve"> &lt;= n;</w:t>
       </w:r>
     </w:p>
@@ -305,9 +476,23 @@
           <w:ilvl w:val="0"/>
           <w:numId w:val="1"/>
         </w:numPr>
-      </w:pPr>
-      <w:r>
-        <w:t>i++) {</w:t>
+        <w:rPr>
+          <w:rFonts w:cstheme="minorHAnsi"/>
+        </w:rPr>
+      </w:pPr>
+      <w:proofErr w:type="spellStart"/>
+      <w:r>
+        <w:rPr>
+          <w:rFonts w:cstheme="minorHAnsi"/>
+        </w:rPr>
+        <w:t>i</w:t>
+      </w:r>
+      <w:proofErr w:type="spellEnd"/>
+      <w:r>
+        <w:rPr>
+          <w:rFonts w:cstheme="minorHAnsi"/>
+        </w:rPr>
+        <w:t>++) {</w:t>
       </w:r>
     </w:p>
     <w:p>
@@ -317,34 +502,58 @@
           <w:ilvl w:val="0"/>
           <w:numId w:val="1"/>
         </w:numPr>
-      </w:pPr>
-      <w:r>
+        <w:rPr>
+          <w:rFonts w:cstheme="minorHAnsi"/>
+        </w:rPr>
+      </w:pPr>
+      <w:r>
+        <w:rPr>
+          <w:rFonts w:cstheme="minorHAnsi"/>
+        </w:rPr>
         <w:t xml:space="preserve">S += 1.0 / </w:t>
       </w:r>
       <w:proofErr w:type="spellStart"/>
       <w:proofErr w:type="gramStart"/>
       <w:r>
+        <w:rPr>
+          <w:rFonts w:cstheme="minorHAnsi"/>
+        </w:rPr>
         <w:t>sqrt</w:t>
       </w:r>
       <w:proofErr w:type="spellEnd"/>
       <w:r>
+        <w:rPr>
+          <w:rFonts w:cstheme="minorHAnsi"/>
+        </w:rPr>
         <w:t>(</w:t>
       </w:r>
       <w:proofErr w:type="spellStart"/>
       <w:proofErr w:type="gramEnd"/>
       <w:r>
+        <w:rPr>
+          <w:rFonts w:cstheme="minorHAnsi"/>
+        </w:rPr>
         <w:t>i</w:t>
       </w:r>
       <w:proofErr w:type="spellEnd"/>
       <w:r>
+        <w:rPr>
+          <w:rFonts w:cstheme="minorHAnsi"/>
+        </w:rPr>
         <w:t xml:space="preserve"> * (</w:t>
       </w:r>
       <w:proofErr w:type="spellStart"/>
       <w:r>
+        <w:rPr>
+          <w:rFonts w:cstheme="minorHAnsi"/>
+        </w:rPr>
         <w:t>i</w:t>
       </w:r>
       <w:proofErr w:type="spellEnd"/>
       <w:r>
+        <w:rPr>
+          <w:rFonts w:cstheme="minorHAnsi"/>
+        </w:rPr>
         <w:t xml:space="preserve"> + 1));</w:t>
       </w:r>
     </w:p>
@@ -355,8 +564,14 @@
           <w:ilvl w:val="0"/>
           <w:numId w:val="1"/>
         </w:numPr>
-      </w:pPr>
-      <w:r>
+        <w:rPr>
+          <w:rFonts w:cstheme="minorHAnsi"/>
+        </w:rPr>
+      </w:pPr>
+      <w:r>
+        <w:rPr>
+          <w:rFonts w:cstheme="minorHAnsi"/>
+        </w:rPr>
         <w:t>}</w:t>
       </w:r>
     </w:p>
@@ -367,21 +582,36 @@
           <w:ilvl w:val="0"/>
           <w:numId w:val="1"/>
         </w:numPr>
+        <w:rPr>
+          <w:rFonts w:cstheme="minorHAnsi"/>
+        </w:rPr>
       </w:pPr>
       <w:proofErr w:type="spellStart"/>
       <w:r>
+        <w:rPr>
+          <w:rFonts w:cstheme="minorHAnsi"/>
+        </w:rPr>
         <w:t>cout</w:t>
       </w:r>
       <w:proofErr w:type="spellEnd"/>
       <w:r>
+        <w:rPr>
+          <w:rFonts w:cstheme="minorHAnsi"/>
+        </w:rPr>
         <w:t xml:space="preserve"> &lt;&lt; "Tong S = " &lt;&lt; S &lt;&lt; </w:t>
       </w:r>
       <w:proofErr w:type="spellStart"/>
       <w:r>
+        <w:rPr>
+          <w:rFonts w:cstheme="minorHAnsi"/>
+        </w:rPr>
         <w:t>endl</w:t>
       </w:r>
       <w:proofErr w:type="spellEnd"/>
       <w:r>
+        <w:rPr>
+          <w:rFonts w:cstheme="minorHAnsi"/>
+        </w:rPr>
         <w:t>;</w:t>
       </w:r>
     </w:p>
@@ -392,8 +622,14 @@
           <w:ilvl w:val="0"/>
           <w:numId w:val="1"/>
         </w:numPr>
-      </w:pPr>
-      <w:r>
+        <w:rPr>
+          <w:rFonts w:cstheme="minorHAnsi"/>
+        </w:rPr>
+      </w:pPr>
+      <w:r>
+        <w:rPr>
+          <w:rFonts w:cstheme="minorHAnsi"/>
+        </w:rPr>
         <w:t>return 0;</w:t>
       </w:r>
     </w:p>
@@ -404,27 +640,265 @@
           <w:ilvl w:val="0"/>
           <w:numId w:val="1"/>
         </w:numPr>
-      </w:pPr>
-      <w:r>
+        <w:rPr>
+          <w:rFonts w:cstheme="minorHAnsi"/>
+        </w:rPr>
+      </w:pPr>
+      <w:r>
+        <w:rPr>
+          <w:rFonts w:cstheme="minorHAnsi"/>
+        </w:rPr>
         <w:t>}</w:t>
       </w:r>
     </w:p>
     <w:p>
       <w:pPr>
         <w:pStyle w:val="ListParagraph"/>
-      </w:pPr>
-    </w:p>
-    <w:p>
-      <w:pPr>
-        <w:pStyle w:val="ListParagraph"/>
-      </w:pPr>
-    </w:p>
-    <w:p>
-      <w:pPr>
-        <w:pStyle w:val="ListParagraph"/>
+        <w:rPr>
+          <w:rFonts w:cstheme="minorHAnsi"/>
+        </w:rPr>
+      </w:pPr>
+    </w:p>
+    <w:p>
+      <w:pPr>
+        <w:pStyle w:val="ListParagraph"/>
+        <w:rPr>
+          <w:rFonts w:cstheme="minorHAnsi"/>
+        </w:rPr>
+      </w:pPr>
+    </w:p>
+    <w:p>
+      <w:pPr>
+        <w:pStyle w:val="ListParagraph"/>
+        <w:rPr>
+          <w:rFonts w:cstheme="minorHAnsi"/>
+        </w:rPr>
+      </w:pPr>
+    </w:p>
+    <w:p>
+      <w:pPr>
+        <w:rPr>
+          <w:rFonts w:cstheme="minorHAnsi"/>
+          <w:lang w:val="vi-VN"/>
+        </w:rPr>
+      </w:pPr>
+      <w:r>
+        <w:rPr>
+          <w:rFonts w:cstheme="minorHAnsi"/>
+          <w:lang w:val="vi-VN"/>
+        </w:rPr>
+        <w:t>CFG level 1, level 2 có 2 điều kiện &gt;&gt; cần kiểm tra tối đa 3 test path:</w:t>
+      </w:r>
+    </w:p>
+    <w:p>
+      <w:pPr>
+        <w:rPr>
+          <w:rFonts w:cstheme="minorHAnsi"/>
+          <w:lang w:val="vi-VN"/>
+        </w:rPr>
+      </w:pPr>
+      <w:r>
+        <w:rPr>
+          <w:rFonts w:cstheme="minorHAnsi"/>
+          <w:lang w:val="vi-VN"/>
+        </w:rPr>
+        <w:t>A, B, C, B, C, D, E, H</w:t>
+      </w:r>
+    </w:p>
+    <w:p>
+      <w:pPr>
+        <w:rPr>
+          <w:rFonts w:cstheme="minorHAnsi"/>
+          <w:lang w:val="vi-VN"/>
+        </w:rPr>
+      </w:pPr>
+      <w:r>
+        <w:rPr>
+          <w:rFonts w:cstheme="minorHAnsi"/>
+          <w:lang w:val="vi-VN"/>
+        </w:rPr>
+        <w:t>A, B, C, D, E, F, G, E, H</w:t>
+      </w:r>
+    </w:p>
+    <w:p>
+      <w:pPr>
+        <w:rPr>
+          <w:rFonts w:cstheme="minorHAnsi"/>
+          <w:lang w:val="vi-VN"/>
+        </w:rPr>
+      </w:pPr>
+      <w:r>
+        <w:rPr>
+          <w:rFonts w:cstheme="minorHAnsi"/>
+          <w:lang w:val="vi-VN"/>
+        </w:rPr>
+        <w:t>A, B, C, D, E, H</w:t>
+      </w:r>
+    </w:p>
+    <w:p>
+      <w:pPr>
+        <w:rPr>
+          <w:rFonts w:cstheme="minorHAnsi"/>
+          <w:lang w:val="vi-VN"/>
+        </w:rPr>
+      </w:pPr>
+      <w:r>
+        <w:rPr>
+          <w:rFonts w:cstheme="minorHAnsi"/>
+          <w:lang w:val="vi-VN"/>
+        </w:rPr>
+        <w:br w:type="page"/>
+      </w:r>
+    </w:p>
+    <w:p>
+      <w:pPr>
+        <w:rPr>
+          <w:rFonts w:cstheme="minorHAnsi"/>
+          <w:lang w:val="vi-VN"/>
+        </w:rPr>
+      </w:pPr>
+      <w:r>
+        <w:rPr>
+          <w:rFonts w:cstheme="minorHAnsi"/>
+          <w:noProof/>
+        </w:rPr>
+        <w:lastRenderedPageBreak/>
+        <w:drawing>
+          <wp:anchor distT="0" distB="0" distL="114300" distR="114300" simplePos="0" relativeHeight="251659264" behindDoc="0" locked="0" layoutInCell="1" allowOverlap="1">
+            <wp:simplePos x="0" y="0"/>
+            <wp:positionH relativeFrom="column">
+              <wp:posOffset>4942840</wp:posOffset>
+            </wp:positionH>
+            <wp:positionV relativeFrom="paragraph">
+              <wp:posOffset>0</wp:posOffset>
+            </wp:positionV>
+            <wp:extent cx="1407160" cy="5577840"/>
+            <wp:effectExtent l="0" t="0" r="2540" b="3810"/>
+            <wp:wrapThrough wrapText="bothSides">
+              <wp:wrapPolygon edited="0">
+                <wp:start x="0" y="0"/>
+                <wp:lineTo x="0" y="21541"/>
+                <wp:lineTo x="21347" y="21541"/>
+                <wp:lineTo x="21347" y="0"/>
+                <wp:lineTo x="0" y="0"/>
+              </wp:wrapPolygon>
+            </wp:wrapThrough>
+            <wp:docPr id="4" name="Picture 4" descr="C:\Users\thanh\OneDrive\Pictures\Screenshots\Screenshot 2025-09-23 082605.png"/>
+            <wp:cNvGraphicFramePr>
+              <a:graphicFrameLocks xmlns:a="http://schemas.openxmlformats.org/drawingml/2006/main" noChangeAspect="1"/>
+            </wp:cNvGraphicFramePr>
+            <a:graphic xmlns:a="http://schemas.openxmlformats.org/drawingml/2006/main">
+              <a:graphicData uri="http://schemas.openxmlformats.org/drawingml/2006/picture">
+                <pic:pic xmlns:pic="http://schemas.openxmlformats.org/drawingml/2006/picture">
+                  <pic:nvPicPr>
+                    <pic:cNvPr id="0" name="Picture 4" descr="C:\Users\thanh\OneDrive\Pictures\Screenshots\Screenshot 2025-09-23 082605.png"/>
+                    <pic:cNvPicPr>
+                      <a:picLocks noChangeAspect="1" noChangeArrowheads="1"/>
+                    </pic:cNvPicPr>
+                  </pic:nvPicPr>
+                  <pic:blipFill>
+                    <a:blip r:embed="rId6">
+                      <a:extLst>
+                        <a:ext uri="{28A0092B-C50C-407E-A947-70E740481C1C}">
+                          <a14:useLocalDpi xmlns:a14="http://schemas.microsoft.com/office/drawing/2010/main" val="0"/>
+                        </a:ext>
+                      </a:extLst>
+                    </a:blip>
+                    <a:srcRect/>
+                    <a:stretch>
+                      <a:fillRect/>
+                    </a:stretch>
+                  </pic:blipFill>
+                  <pic:spPr bwMode="auto">
+                    <a:xfrm>
+                      <a:off x="0" y="0"/>
+                      <a:ext cx="1407160" cy="5577840"/>
+                    </a:xfrm>
+                    <a:prstGeom prst="rect">
+                      <a:avLst/>
+                    </a:prstGeom>
+                    <a:noFill/>
+                    <a:ln>
+                      <a:noFill/>
+                    </a:ln>
+                  </pic:spPr>
+                </pic:pic>
+              </a:graphicData>
+            </a:graphic>
+            <wp14:sizeRelH relativeFrom="margin">
+              <wp14:pctWidth>0</wp14:pctWidth>
+            </wp14:sizeRelH>
+            <wp14:sizeRelV relativeFrom="margin">
+              <wp14:pctHeight>0</wp14:pctHeight>
+            </wp14:sizeRelV>
+          </wp:anchor>
+        </w:drawing>
+      </w:r>
+      <w:r>
+        <w:rPr>
+          <w:rFonts w:cstheme="minorHAnsi"/>
+          <w:lang w:val="vi-VN"/>
+        </w:rPr>
+        <w:t xml:space="preserve">CFG level </w:t>
+      </w:r>
+      <w:r>
+        <w:rPr>
+          <w:rFonts w:cstheme="minorHAnsi"/>
+          <w:lang w:val="vi-VN"/>
+        </w:rPr>
+        <w:t xml:space="preserve">3 </w:t>
+      </w:r>
+      <w:r>
+        <w:rPr>
+          <w:rFonts w:cstheme="minorHAnsi"/>
+          <w:lang w:val="vi-VN"/>
+        </w:rPr>
+        <w:t xml:space="preserve">có </w:t>
+      </w:r>
+      <w:r>
+        <w:rPr>
+          <w:rFonts w:cstheme="minorHAnsi"/>
+        </w:rPr>
+        <w:t>3</w:t>
+      </w:r>
+      <w:r>
+        <w:rPr>
+          <w:rFonts w:cstheme="minorHAnsi"/>
+          <w:lang w:val="vi-VN"/>
+        </w:rPr>
+        <w:t xml:space="preserve"> điều kiện &gt;&gt; cần kiểm tra tối đa </w:t>
+      </w:r>
+      <w:r>
+        <w:rPr>
+          <w:rFonts w:cstheme="minorHAnsi"/>
+        </w:rPr>
+        <w:t>4</w:t>
+      </w:r>
+      <w:r>
+        <w:rPr>
+          <w:rFonts w:cstheme="minorHAnsi"/>
+          <w:lang w:val="vi-VN"/>
+        </w:rPr>
+        <w:t xml:space="preserve"> test path:</w:t>
+      </w:r>
+    </w:p>
+    <w:p>
+      <w:pPr>
+        <w:rPr>
+          <w:rFonts w:cstheme="minorHAnsi"/>
+          <w:lang w:val="vi-VN"/>
+        </w:rPr>
       </w:pPr>
       <w:bookmarkStart w:id="0" w:name="_GoBack"/>
       <w:bookmarkEnd w:id="0"/>
+    </w:p>
+    <w:p>
+      <w:pPr>
+        <w:rPr>
+          <w:rFonts w:cstheme="minorHAnsi"/>
+          <w:lang w:val="vi-VN"/>
+        </w:rPr>
+      </w:pPr>
     </w:p>
     <w:sectPr>
       <w:pgSz w:w="12240" w:h="15840"/>
@@ -441,7 +915,7 @@
   <w:abstractNum w:abstractNumId="0" w15:restartNumberingAfterBreak="0">
     <w:nsid w:val="357E6A90"/>
     <w:multiLevelType w:val="hybridMultilevel"/>
-    <w:tmpl w:val="ADCAA8DC"/>
+    <w:tmpl w:val="9B548938"/>
     <w:lvl w:ilvl="0" w:tplc="0409000F">
       <w:start w:val="1"/>
       <w:numFmt w:val="decimal"/>
@@ -923,6 +1397,7 @@
   <w:style w:type="paragraph" w:default="1" w:styleId="Normal">
     <w:name w:val="Normal"/>
     <w:qFormat/>
+    <w:rsid w:val="00A80A61"/>
   </w:style>
   <w:style w:type="character" w:default="1" w:styleId="DefaultParagraphFont">
     <w:name w:val="Default Paragraph Font"/>
@@ -1028,6 +1503,19 @@
       <w:ind w:left="720"/>
       <w:contextualSpacing/>
     </w:pPr>
+  </w:style>
+  <w:style w:type="character" w:styleId="HTMLCode">
+    <w:name w:val="HTML Code"/>
+    <w:basedOn w:val="DefaultParagraphFont"/>
+    <w:uiPriority w:val="99"/>
+    <w:semiHidden/>
+    <w:unhideWhenUsed/>
+    <w:rsid w:val="00D920F7"/>
+    <w:rPr>
+      <w:rFonts w:ascii="Courier New" w:eastAsia="Times New Roman" w:hAnsi="Courier New" w:cs="Courier New"/>
+      <w:sz w:val="20"/>
+      <w:szCs w:val="20"/>
+    </w:rPr>
   </w:style>
 </w:styles>
 </file>
